--- a/india_monitor_data/rag/documents/Strike_Intelligence/Geopolitical - Security Threat_Pattern_Analysis.docx
+++ b/india_monitor_data/rag/documents/Strike_Intelligence/Geopolitical - Security Threat_Pattern_Analysis.docx
@@ -13,7 +13,7 @@
     </w:p>
     <w:p>
       <w:r>
-        <w:t>Report Generated: 2026-09-08 14:22:30</w:t>
+        <w:t>Report Generated: 2026-09-09 16:49:46</w:t>
       </w:r>
     </w:p>
     <w:p>
@@ -23,7 +23,7 @@
     </w:p>
     <w:p>
       <w:r>
-        <w:t>Total Sector Incidents Analyzed: 12</w:t>
+        <w:t>Total Sector Incidents Analyzed: 18</w:t>
       </w:r>
     </w:p>
     <w:p>
@@ -49,12 +49,12 @@
     </w:p>
     <w:p>
       <w:r>
-        <w:t>• Global: 8 recorded incident(s)</w:t>
+        <w:t>• Global: 13 recorded incident(s)</w:t>
       </w:r>
     </w:p>
     <w:p>
       <w:r>
-        <w:t>• Red Sea: 4 recorded incident(s)</w:t>
+        <w:t>• Red Sea: 5 recorded incident(s)</w:t>
       </w:r>
     </w:p>
     <w:p>
@@ -70,7 +70,7 @@
         <w:rPr>
           <w:b/>
         </w:rPr>
-        <w:t>Case #1: Houthi missile strike on ship in Bab el-Mandeb kills four Pakistanis, one Indonesian - report - The Jerusalem Post</w:t>
+        <w:t>Case #1: A new Houthi front and expanded Iranian attacks risk sinking Gulf nations’ choke-point workaround and widening shipping risks - The Conversation</w:t>
         <w:br/>
       </w:r>
       <w:r>
@@ -83,7 +83,7 @@
         <w:rPr>
           <w:b/>
         </w:rPr>
-        <w:t>Case #2: Russian missile barrage disrupts internet, customs databases in Ukraine - The Record from Recorded Future News</w:t>
+        <w:t>Case #2: Another Hormuz? What to know about the Houthi threat to the Red Sea - NBC News</w:t>
         <w:br/>
       </w:r>
       <w:r>
@@ -96,7 +96,7 @@
         <w:rPr>
           <w:b/>
         </w:rPr>
-        <w:t>Case #3: 6 killed in Houthi attack on commercial vessel in Bab al-Mandeb - aa.com.tr</w:t>
+        <w:t>Case #3: Russian drone attack kills two at Ukraine-Moldova border crossing - Al Jazeera</w:t>
         <w:br/>
       </w:r>
       <w:r>
@@ -109,7 +109,7 @@
         <w:rPr>
           <w:b/>
         </w:rPr>
-        <w:t>Case #4: Six killed in Houthi attack on Bab al-Mandeb ship, Yemen’s government says - aljazeera.com</w:t>
+        <w:t>Case #4: U.S. strikes Iranian tankers after more attempted missile attacks on Navy warship - Spectrum News</w:t>
         <w:br/>
       </w:r>
       <w:r>
@@ -122,7 +122,7 @@
         <w:rPr>
           <w:b/>
         </w:rPr>
-        <w:t>Case #5: At least six killed in suspected Houthi attack on Egyptian ship in the Red Sea - france24.com</w:t>
+        <w:t>Case #5: Houthi missile strike on ship in Bab el-Mandeb kills four Pakistanis, one Indonesian - report - jpost.com</w:t>
         <w:br/>
       </w:r>
       <w:r>
@@ -135,7 +135,7 @@
         <w:rPr>
           <w:b/>
         </w:rPr>
-        <w:t>Case #6: 6 killed in Houthi attack on commercial vessel in Bab al-Mandeb - Anadolu Ajansı</w:t>
+        <w:t>Case #6: Russian missile barrage disrupts internet, customs databases in Ukraine - therecord.media</w:t>
         <w:br/>
       </w:r>
       <w:r>
@@ -148,7 +148,7 @@
         <w:rPr>
           <w:b/>
         </w:rPr>
-        <w:t>Case #7: Six killed in Houthi attack on cargo ship in Bab el-Mandeb Strait - timesofisrael.com</w:t>
+        <w:t>Case #7: Houthi missile strike on ship in Bab el-Mandeb kills four Pakistanis, one Indonesian - report - The Jerusalem Post</w:t>
         <w:br/>
       </w:r>
       <w:r>
@@ -161,7 +161,7 @@
         <w:rPr>
           <w:b/>
         </w:rPr>
-        <w:t>Case #8: Houthi attack on small cargo ship in Red Sea kills 6, Yemeni authorities say - cbc.ca</w:t>
+        <w:t>Case #8: Russian missile barrage disrupts internet, customs databases in Ukraine - The Record from Recorded Future News</w:t>
         <w:br/>
       </w:r>
       <w:r>
@@ -174,7 +174,7 @@
         <w:rPr>
           <w:b/>
         </w:rPr>
-        <w:t>Case #9: At least six killed in suspected Houthi attack on Egyptian ship in the Red Sea - France 24</w:t>
+        <w:t>Case #9: 6 killed in Houthi attack on commercial vessel in Bab al-Mandeb - aa.com.tr</w:t>
         <w:br/>
       </w:r>
       <w:r>
@@ -187,7 +187,7 @@
         <w:rPr>
           <w:b/>
         </w:rPr>
-        <w:t>Case #10: Six killed in Houthi attack on cargo ship in Bab el-Mandeb Strait - The Times of Israel</w:t>
+        <w:t>Case #10: Six killed in Houthi attack on Bab al-Mandeb ship, Yemen’s government says - aljazeera.com</w:t>
         <w:br/>
       </w:r>
       <w:r>
